--- a/Networking_Essentials/Packet_Tracer/03_Packet_Tracer_Routed_Network.docx
+++ b/Networking_Essentials/Packet_Tracer/03_Packet_Tracer_Routed_Network.docx
@@ -6,7 +6,7 @@
       <w:pPr>
         <w:pStyle w:val="Heading1"/>
       </w:pPr>
-      <w:bookmarkStart w:id="0" w:name="_Toc193955980"/>
+      <w:bookmarkStart w:id="0" w:name="_Toc193956280"/>
       <w:r>
         <w:t>Packet Tracer Rout</w:t>
       </w:r>
@@ -67,7 +67,7 @@
           <w:r>
             <w:fldChar w:fldCharType="separate"/>
           </w:r>
-          <w:hyperlink w:anchor="_Toc193955980" w:history="1">
+          <w:hyperlink w:anchor="_Toc193956280" w:history="1">
             <w:r>
               <w:rPr>
                 <w:rStyle w:val="Hyperlink"/>
@@ -94,7 +94,7 @@
                 <w:noProof/>
                 <w:webHidden/>
               </w:rPr>
-              <w:instrText xml:space="preserve"> PAGEREF _Toc193955980 \h </w:instrText>
+              <w:instrText xml:space="preserve"> PAGEREF _Toc193956280 \h </w:instrText>
             </w:r>
             <w:r>
               <w:rPr>
@@ -139,7 +139,7 @@
               <w14:ligatures w14:val="standardContextual"/>
             </w:rPr>
           </w:pPr>
-          <w:hyperlink w:anchor="_Toc193955981" w:history="1">
+          <w:hyperlink w:anchor="_Toc193956281" w:history="1">
             <w:r>
               <w:rPr>
                 <w:rStyle w:val="Hyperlink"/>
@@ -166,7 +166,7 @@
                 <w:noProof/>
                 <w:webHidden/>
               </w:rPr>
-              <w:instrText xml:space="preserve"> PAGEREF _Toc193955981 \h </w:instrText>
+              <w:instrText xml:space="preserve"> PAGEREF _Toc193956281 \h </w:instrText>
             </w:r>
             <w:r>
               <w:rPr>
@@ -211,7 +211,7 @@
               <w14:ligatures w14:val="standardContextual"/>
             </w:rPr>
           </w:pPr>
-          <w:hyperlink w:anchor="_Toc193955982" w:history="1">
+          <w:hyperlink w:anchor="_Toc193956282" w:history="1">
             <w:r>
               <w:rPr>
                 <w:rStyle w:val="Hyperlink"/>
@@ -238,7 +238,7 @@
                 <w:noProof/>
                 <w:webHidden/>
               </w:rPr>
-              <w:instrText xml:space="preserve"> PAGEREF _Toc193955982 \h </w:instrText>
+              <w:instrText xml:space="preserve"> PAGEREF _Toc193956282 \h </w:instrText>
             </w:r>
             <w:r>
               <w:rPr>
@@ -283,13 +283,13 @@
               <w14:ligatures w14:val="standardContextual"/>
             </w:rPr>
           </w:pPr>
-          <w:hyperlink w:anchor="_Toc193955983" w:history="1">
+          <w:hyperlink w:anchor="_Toc193956283" w:history="1">
             <w:r>
               <w:rPr>
                 <w:rStyle w:val="Hyperlink"/>
                 <w:noProof/>
               </w:rPr>
-              <w:t>Part 1: Download And Install Packet Tracer</w:t>
+              <w:t>Step 1: Download And Install Packet Tracer</w:t>
             </w:r>
             <w:r>
               <w:rPr>
@@ -310,7 +310,7 @@
                 <w:noProof/>
                 <w:webHidden/>
               </w:rPr>
-              <w:instrText xml:space="preserve"> PAGEREF _Toc193955983 \h </w:instrText>
+              <w:instrText xml:space="preserve"> PAGEREF _Toc193956283 \h </w:instrText>
             </w:r>
             <w:r>
               <w:rPr>
@@ -355,13 +355,13 @@
               <w14:ligatures w14:val="standardContextual"/>
             </w:rPr>
           </w:pPr>
-          <w:hyperlink w:anchor="_Toc193955984" w:history="1">
+          <w:hyperlink w:anchor="_Toc193956284" w:history="1">
             <w:r>
               <w:rPr>
                 <w:rStyle w:val="Hyperlink"/>
                 <w:noProof/>
               </w:rPr>
-              <w:t>Assemble Network</w:t>
+              <w:t>Step 2: Assemble Network</w:t>
             </w:r>
             <w:r>
               <w:rPr>
@@ -382,7 +382,7 @@
                 <w:noProof/>
                 <w:webHidden/>
               </w:rPr>
-              <w:instrText xml:space="preserve"> PAGEREF _Toc193955984 \h </w:instrText>
+              <w:instrText xml:space="preserve"> PAGEREF _Toc193956284 \h </w:instrText>
             </w:r>
             <w:r>
               <w:rPr>
@@ -427,13 +427,13 @@
               <w14:ligatures w14:val="standardContextual"/>
             </w:rPr>
           </w:pPr>
-          <w:hyperlink w:anchor="_Toc193955985" w:history="1">
+          <w:hyperlink w:anchor="_Toc193956285" w:history="1">
             <w:r>
               <w:rPr>
                 <w:rStyle w:val="Hyperlink"/>
                 <w:noProof/>
               </w:rPr>
-              <w:t>Configure Laptop</w:t>
+              <w:t>Step 3: Configure Laptop</w:t>
             </w:r>
             <w:r>
               <w:rPr>
@@ -454,7 +454,7 @@
                 <w:noProof/>
                 <w:webHidden/>
               </w:rPr>
-              <w:instrText xml:space="preserve"> PAGEREF _Toc193955985 \h </w:instrText>
+              <w:instrText xml:space="preserve"> PAGEREF _Toc193956285 \h </w:instrText>
             </w:r>
             <w:r>
               <w:rPr>
@@ -499,13 +499,13 @@
               <w14:ligatures w14:val="standardContextual"/>
             </w:rPr>
           </w:pPr>
-          <w:hyperlink w:anchor="_Toc193955986" w:history="1">
+          <w:hyperlink w:anchor="_Toc193956286" w:history="1">
             <w:r>
               <w:rPr>
                 <w:rStyle w:val="Hyperlink"/>
                 <w:noProof/>
               </w:rPr>
-              <w:t>Connect the Devices</w:t>
+              <w:t>Step 4: Connect the Devices</w:t>
             </w:r>
             <w:r>
               <w:rPr>
@@ -526,79 +526,7 @@
                 <w:noProof/>
                 <w:webHidden/>
               </w:rPr>
-              <w:instrText xml:space="preserve"> PAGEREF _Toc193955986 \h </w:instrText>
-            </w:r>
-            <w:r>
-              <w:rPr>
-                <w:noProof/>
-                <w:webHidden/>
-              </w:rPr>
-            </w:r>
-            <w:r>
-              <w:rPr>
-                <w:noProof/>
-                <w:webHidden/>
-              </w:rPr>
-              <w:fldChar w:fldCharType="separate"/>
-            </w:r>
-            <w:r>
-              <w:rPr>
-                <w:noProof/>
-                <w:webHidden/>
-              </w:rPr>
-              <w:t>4</w:t>
-            </w:r>
-            <w:r>
-              <w:rPr>
-                <w:noProof/>
-                <w:webHidden/>
-              </w:rPr>
-              <w:fldChar w:fldCharType="end"/>
-            </w:r>
-          </w:hyperlink>
-        </w:p>
-        <w:p>
-          <w:pPr>
-            <w:pStyle w:val="TOC2"/>
-            <w:tabs>
-              <w:tab w:val="right" w:leader="dot" w:pos="9350"/>
-            </w:tabs>
-            <w:rPr>
-              <w:rFonts w:asciiTheme="minorHAnsi" w:eastAsiaTheme="minorEastAsia" w:hAnsiTheme="minorHAnsi" w:cstheme="minorBidi"/>
-              <w:noProof/>
-              <w:kern w:val="2"/>
-              <w:sz w:val="24"/>
-              <w14:ligatures w14:val="standardContextual"/>
-            </w:rPr>
-          </w:pPr>
-          <w:hyperlink w:anchor="_Toc193955987" w:history="1">
-            <w:r>
-              <w:rPr>
-                <w:rStyle w:val="Hyperlink"/>
-                <w:noProof/>
-              </w:rPr>
-              <w:t>Configure Routers</w:t>
-            </w:r>
-            <w:r>
-              <w:rPr>
-                <w:noProof/>
-                <w:webHidden/>
-              </w:rPr>
-              <w:tab/>
-            </w:r>
-            <w:r>
-              <w:rPr>
-                <w:noProof/>
-                <w:webHidden/>
-              </w:rPr>
-              <w:fldChar w:fldCharType="begin"/>
-            </w:r>
-            <w:r>
-              <w:rPr>
-                <w:noProof/>
-                <w:webHidden/>
-              </w:rPr>
-              <w:instrText xml:space="preserve"> PAGEREF _Toc193955987 \h </w:instrText>
+              <w:instrText xml:space="preserve"> PAGEREF _Toc193956286 \h </w:instrText>
             </w:r>
             <w:r>
               <w:rPr>
@@ -643,13 +571,13 @@
               <w14:ligatures w14:val="standardContextual"/>
             </w:rPr>
           </w:pPr>
-          <w:hyperlink w:anchor="_Toc193955988" w:history="1">
+          <w:hyperlink w:anchor="_Toc193956287" w:history="1">
             <w:r>
               <w:rPr>
                 <w:rStyle w:val="Hyperlink"/>
                 <w:noProof/>
               </w:rPr>
-              <w:t>Configure PC’s</w:t>
+              <w:t>Step 5: Configure Routers</w:t>
             </w:r>
             <w:r>
               <w:rPr>
@@ -670,7 +598,79 @@
                 <w:noProof/>
                 <w:webHidden/>
               </w:rPr>
-              <w:instrText xml:space="preserve"> PAGEREF _Toc193955988 \h </w:instrText>
+              <w:instrText xml:space="preserve"> PAGEREF _Toc193956287 \h </w:instrText>
+            </w:r>
+            <w:r>
+              <w:rPr>
+                <w:noProof/>
+                <w:webHidden/>
+              </w:rPr>
+            </w:r>
+            <w:r>
+              <w:rPr>
+                <w:noProof/>
+                <w:webHidden/>
+              </w:rPr>
+              <w:fldChar w:fldCharType="separate"/>
+            </w:r>
+            <w:r>
+              <w:rPr>
+                <w:noProof/>
+                <w:webHidden/>
+              </w:rPr>
+              <w:t>4</w:t>
+            </w:r>
+            <w:r>
+              <w:rPr>
+                <w:noProof/>
+                <w:webHidden/>
+              </w:rPr>
+              <w:fldChar w:fldCharType="end"/>
+            </w:r>
+          </w:hyperlink>
+        </w:p>
+        <w:p>
+          <w:pPr>
+            <w:pStyle w:val="TOC1"/>
+            <w:tabs>
+              <w:tab w:val="right" w:leader="dot" w:pos="9350"/>
+            </w:tabs>
+            <w:rPr>
+              <w:rFonts w:asciiTheme="minorHAnsi" w:eastAsiaTheme="minorEastAsia" w:hAnsiTheme="minorHAnsi" w:cstheme="minorBidi"/>
+              <w:noProof/>
+              <w:kern w:val="2"/>
+              <w:sz w:val="24"/>
+              <w14:ligatures w14:val="standardContextual"/>
+            </w:rPr>
+          </w:pPr>
+          <w:hyperlink w:anchor="_Toc193956288" w:history="1">
+            <w:r>
+              <w:rPr>
+                <w:rStyle w:val="Hyperlink"/>
+                <w:noProof/>
+              </w:rPr>
+              <w:t>Step 6: Configure PC’s</w:t>
+            </w:r>
+            <w:r>
+              <w:rPr>
+                <w:noProof/>
+                <w:webHidden/>
+              </w:rPr>
+              <w:tab/>
+            </w:r>
+            <w:r>
+              <w:rPr>
+                <w:noProof/>
+                <w:webHidden/>
+              </w:rPr>
+              <w:fldChar w:fldCharType="begin"/>
+            </w:r>
+            <w:r>
+              <w:rPr>
+                <w:noProof/>
+                <w:webHidden/>
+              </w:rPr>
+              <w:instrText xml:space="preserve"> PAGEREF _Toc193956288 \h </w:instrText>
             </w:r>
             <w:r>
               <w:rPr>
@@ -715,13 +715,13 @@
               <w14:ligatures w14:val="standardContextual"/>
             </w:rPr>
           </w:pPr>
-          <w:hyperlink w:anchor="_Toc193955989" w:history="1">
+          <w:hyperlink w:anchor="_Toc193956289" w:history="1">
             <w:r>
               <w:rPr>
                 <w:rStyle w:val="Hyperlink"/>
                 <w:noProof/>
               </w:rPr>
-              <w:t>Test Routing</w:t>
+              <w:t>Step 7: Test Routing</w:t>
             </w:r>
             <w:r>
               <w:rPr>
@@ -742,7 +742,7 @@
                 <w:noProof/>
                 <w:webHidden/>
               </w:rPr>
-              <w:instrText xml:space="preserve"> PAGEREF _Toc193955989 \h </w:instrText>
+              <w:instrText xml:space="preserve"> PAGEREF _Toc193956289 \h </w:instrText>
             </w:r>
             <w:r>
               <w:rPr>
@@ -787,7 +787,7 @@
               <w14:ligatures w14:val="standardContextual"/>
             </w:rPr>
           </w:pPr>
-          <w:hyperlink w:anchor="_Toc193955990" w:history="1">
+          <w:hyperlink w:anchor="_Toc193956290" w:history="1">
             <w:r>
               <w:rPr>
                 <w:rStyle w:val="Hyperlink"/>
@@ -814,7 +814,7 @@
                 <w:noProof/>
                 <w:webHidden/>
               </w:rPr>
-              <w:instrText xml:space="preserve"> PAGEREF _Toc193955990 \h </w:instrText>
+              <w:instrText xml:space="preserve"> PAGEREF _Toc193956290 \h </w:instrText>
             </w:r>
             <w:r>
               <w:rPr>
@@ -859,7 +859,7 @@
               <w14:ligatures w14:val="standardContextual"/>
             </w:rPr>
           </w:pPr>
-          <w:hyperlink w:anchor="_Toc193955991" w:history="1">
+          <w:hyperlink w:anchor="_Toc193956291" w:history="1">
             <w:r>
               <w:rPr>
                 <w:rStyle w:val="Hyperlink"/>
@@ -886,7 +886,7 @@
                 <w:noProof/>
                 <w:webHidden/>
               </w:rPr>
-              <w:instrText xml:space="preserve"> PAGEREF _Toc193955991 \h </w:instrText>
+              <w:instrText xml:space="preserve"> PAGEREF _Toc193956291 \h </w:instrText>
             </w:r>
             <w:r>
               <w:rPr>
@@ -944,7 +944,7 @@
       <w:pPr>
         <w:pStyle w:val="Heading3"/>
       </w:pPr>
-      <w:bookmarkStart w:id="1" w:name="_Toc193955981"/>
+      <w:bookmarkStart w:id="1" w:name="_Toc193956281"/>
       <w:r>
         <w:t>Objectives</w:t>
       </w:r>
@@ -983,7 +983,7 @@
       <w:pPr>
         <w:pStyle w:val="Heading3"/>
       </w:pPr>
-      <w:bookmarkStart w:id="2" w:name="_Toc193955982"/>
+      <w:bookmarkStart w:id="2" w:name="_Toc193956282"/>
       <w:r>
         <w:t>Activity Background</w:t>
       </w:r>
@@ -1019,9 +1019,12 @@
       <w:pPr>
         <w:pStyle w:val="Heading1"/>
       </w:pPr>
-      <w:bookmarkStart w:id="3" w:name="_Toc193955983"/>
-      <w:r>
-        <w:t>Part 1: Download And Install Packet Tracer</w:t>
+      <w:bookmarkStart w:id="3" w:name="_Toc193956283"/>
+      <w:r>
+        <w:t>Step</w:t>
+      </w:r>
+      <w:r>
+        <w:t xml:space="preserve"> 1: Download And Install Packet Tracer</w:t>
       </w:r>
       <w:bookmarkEnd w:id="3"/>
     </w:p>
@@ -1181,7 +1184,10 @@
       <w:pPr>
         <w:pStyle w:val="Heading1"/>
       </w:pPr>
-      <w:bookmarkStart w:id="4" w:name="_Toc193955984"/>
+      <w:bookmarkStart w:id="4" w:name="_Toc193956284"/>
+      <w:r>
+        <w:t xml:space="preserve">Step 2: </w:t>
+      </w:r>
       <w:r>
         <w:t>Assemble Network</w:t>
       </w:r>
@@ -1285,7 +1291,10 @@
       <w:pPr>
         <w:pStyle w:val="Heading1"/>
       </w:pPr>
-      <w:bookmarkStart w:id="5" w:name="_Toc193955985"/>
+      <w:bookmarkStart w:id="5" w:name="_Toc193956285"/>
+      <w:r>
+        <w:t xml:space="preserve">Step 3: </w:t>
+      </w:r>
       <w:r>
         <w:t xml:space="preserve">Configure </w:t>
       </w:r>
@@ -1617,9 +1626,12 @@
       <w:pPr>
         <w:pStyle w:val="Heading1"/>
       </w:pPr>
-      <w:bookmarkStart w:id="6" w:name="_Toc193955986"/>
+      <w:bookmarkStart w:id="6" w:name="_Toc193956286"/>
       <w:r>
         <w:lastRenderedPageBreak/>
+        <w:t xml:space="preserve">Step 4: </w:t>
+      </w:r>
+      <w:r>
         <w:t>Connect the Devices</w:t>
       </w:r>
       <w:bookmarkEnd w:id="6"/>
@@ -1734,9 +1746,12 @@
     </w:p>
     <w:p>
       <w:pPr>
-        <w:pStyle w:val="Heading2"/>
-      </w:pPr>
-      <w:bookmarkStart w:id="7" w:name="_Toc193955987"/>
+        <w:pStyle w:val="Heading1"/>
+      </w:pPr>
+      <w:bookmarkStart w:id="7" w:name="_Toc193956287"/>
+      <w:r>
+        <w:t xml:space="preserve">Step 5: </w:t>
+      </w:r>
       <w:r>
         <w:t>Configure Routers</w:t>
       </w:r>
@@ -2305,7 +2320,10 @@
       <w:pPr>
         <w:pStyle w:val="Heading1"/>
       </w:pPr>
-      <w:bookmarkStart w:id="8" w:name="_Toc193955988"/>
+      <w:bookmarkStart w:id="8" w:name="_Toc193956288"/>
+      <w:r>
+        <w:t xml:space="preserve">Step 6: </w:t>
+      </w:r>
       <w:r>
         <w:t>Configure PC</w:t>
       </w:r>
@@ -2657,7 +2675,10 @@
       <w:pPr>
         <w:pStyle w:val="Heading1"/>
       </w:pPr>
-      <w:bookmarkStart w:id="9" w:name="_Toc193955989"/>
+      <w:bookmarkStart w:id="9" w:name="_Toc193956289"/>
+      <w:r>
+        <w:t xml:space="preserve">Step 7: </w:t>
+      </w:r>
       <w:r>
         <w:t>Test Routing</w:t>
       </w:r>
@@ -3181,7 +3202,7 @@
       <w:pPr>
         <w:pStyle w:val="Heading1"/>
       </w:pPr>
-      <w:bookmarkStart w:id="10" w:name="_Toc193955990"/>
+      <w:bookmarkStart w:id="10" w:name="_Toc193956290"/>
       <w:r>
         <w:t>Review Questions</w:t>
       </w:r>
@@ -3387,7 +3408,7 @@
       <w:pPr>
         <w:pStyle w:val="Heading2"/>
       </w:pPr>
-      <w:bookmarkStart w:id="11" w:name="_Toc193955991"/>
+      <w:bookmarkStart w:id="11" w:name="_Toc193956291"/>
       <w:r>
         <w:t>Assignment Submission</w:t>
       </w:r>
@@ -3405,12 +3426,7 @@
       </w:r>
     </w:p>
     <w:sectPr>
-      <w:headerReference w:type="even" r:id="rId15"/>
-      <w:headerReference w:type="default" r:id="rId16"/>
-      <w:footerReference w:type="even" r:id="rId17"/>
-      <w:footerReference w:type="default" r:id="rId18"/>
-      <w:headerReference w:type="first" r:id="rId19"/>
-      <w:footerReference w:type="first" r:id="rId20"/>
+      <w:footerReference w:type="default" r:id="rId15"/>
       <w:pgSz w:w="12240" w:h="15840" w:code="1"/>
       <w:pgMar w:top="1440" w:right="1440" w:bottom="1440" w:left="1440" w:header="432" w:footer="576" w:gutter="0"/>
       <w:cols w:space="720"/>
@@ -3444,16 +3460,6 @@
   <w:p>
     <w:pPr>
       <w:pStyle w:val="Footer"/>
-    </w:pPr>
-  </w:p>
-</w:ftr>
-</file>
-
-<file path=word/footer2.xml><?xml version="1.0" encoding="utf-8"?>
-<w:ftr xmlns:wpc="http://schemas.microsoft.com/office/word/2010/wordprocessingCanvas" xmlns:cx="http://schemas.microsoft.com/office/drawing/2014/chartex" xmlns:cx1="http://schemas.microsoft.com/office/drawing/2015/9/8/chartex" xmlns:cx2="http://schemas.microsoft.com/office/drawing/2015/10/21/chartex" xmlns:cx3="http://schemas.microsoft.com/office/drawing/2016/5/9/chartex" xmlns:cx4="http://schemas.microsoft.com/office/drawing/2016/5/10/chartex" xmlns:cx5="http://schemas.microsoft.com/office/drawing/2016/5/11/chartex" xmlns:cx6="http://schemas.microsoft.com/office/drawing/2016/5/12/chartex" xmlns:cx7="http://schemas.microsoft.com/office/drawing/2016/5/13/chartex" xmlns:cx8="http://schemas.microsoft.com/office/drawing/2016/5/14/chartex" xmlns:mc="http://schemas.openxmlformats.org/markup-compatibility/2006" xmlns:aink="http://schemas.microsoft.com/office/drawing/2016/ink" xmlns:am3d="http://schemas.microsoft.com/office/drawing/2017/model3d" xmlns:o="urn:schemas-microsoft-com:office:office" xmlns:oel="http://schemas.microsoft.com/office/2019/extlst" xmlns:r="http://schemas.openxmlformats.org/officeDocument/2006/relationships" xmlns:m="http://schemas.openxmlformats.org/officeDocument/2006/math" xmlns:v="urn:schemas-microsoft-com:vml" xmlns:wp14="http://schemas.microsoft.com/office/word/2010/wordprocessingDrawing" xmlns:wp="http://schemas.openxmlformats.org/drawingml/2006/wordprocessingDrawing" xmlns:w10="urn:schemas-microsoft-com:office:word" xmlns:w="http://schemas.openxmlformats.org/wordprocessingml/2006/main" xmlns:w14="http://schemas.microsoft.com/office/word/2010/wordml" xmlns:w15="http://schemas.microsoft.com/office/word/2012/wordml" xmlns:w16cex="http://schemas.microsoft.com/office/word/2018/wordml/cex" xmlns:w16cid="http://schemas.microsoft.com/office/word/2016/wordml/cid" xmlns:w16="http://schemas.microsoft.com/office/word/2018/wordml" xmlns:w16du="http://schemas.microsoft.com/office/word/2023/wordml/word16du" xmlns:w16sdtdh="http://schemas.microsoft.com/office/word/2020/wordml/sdtdatahash" xmlns:w16sdtfl="http://schemas.microsoft.com/office/word/2024/wordml/sdtformatlock" xmlns:w16se="http://schemas.microsoft.com/office/word/2015/wordml/symex" xmlns:wpg="http://schemas.microsoft.com/office/word/2010/wordprocessingGroup" xmlns:wpi="http://schemas.microsoft.com/office/word/2010/wordprocessingInk" xmlns:wne="http://schemas.microsoft.com/office/word/2006/wordml" xmlns:wps="http://schemas.microsoft.com/office/word/2010/wordprocessingShape" mc:Ignorable="w14 w15 w16se w16cid w16 w16cex w16sdtdh w16sdtfl w16du wp14">
-  <w:p>
-    <w:pPr>
-      <w:pStyle w:val="Footer"/>
       <w:tabs>
         <w:tab w:val="right" w:pos="9900"/>
       </w:tabs>
@@ -3462,7 +3468,10 @@
       <w:t>Packet Tracer</w:t>
     </w:r>
     <w:r>
-      <w:t xml:space="preserve"> Routing</w:t>
+      <w:t xml:space="preserve"> Rout</w:t>
+    </w:r>
+    <w:r>
+      <w:t>ed Network</w:t>
     </w:r>
     <w:r>
       <w:tab/>
@@ -3567,16 +3576,6 @@
 </w:ftr>
 </file>
 
-<file path=word/footer3.xml><?xml version="1.0" encoding="utf-8"?>
-<w:ftr xmlns:wpc="http://schemas.microsoft.com/office/word/2010/wordprocessingCanvas" xmlns:cx="http://schemas.microsoft.com/office/drawing/2014/chartex" xmlns:cx1="http://schemas.microsoft.com/office/drawing/2015/9/8/chartex" xmlns:cx2="http://schemas.microsoft.com/office/drawing/2015/10/21/chartex" xmlns:cx3="http://schemas.microsoft.com/office/drawing/2016/5/9/chartex" xmlns:cx4="http://schemas.microsoft.com/office/drawing/2016/5/10/chartex" xmlns:cx5="http://schemas.microsoft.com/office/drawing/2016/5/11/chartex" xmlns:cx6="http://schemas.microsoft.com/office/drawing/2016/5/12/chartex" xmlns:cx7="http://schemas.microsoft.com/office/drawing/2016/5/13/chartex" xmlns:cx8="http://schemas.microsoft.com/office/drawing/2016/5/14/chartex" xmlns:mc="http://schemas.openxmlformats.org/markup-compatibility/2006" xmlns:aink="http://schemas.microsoft.com/office/drawing/2016/ink" xmlns:am3d="http://schemas.microsoft.com/office/drawing/2017/model3d" xmlns:o="urn:schemas-microsoft-com:office:office" xmlns:oel="http://schemas.microsoft.com/office/2019/extlst" xmlns:r="http://schemas.openxmlformats.org/officeDocument/2006/relationships" xmlns:m="http://schemas.openxmlformats.org/officeDocument/2006/math" xmlns:v="urn:schemas-microsoft-com:vml" xmlns:wp14="http://schemas.microsoft.com/office/word/2010/wordprocessingDrawing" xmlns:wp="http://schemas.openxmlformats.org/drawingml/2006/wordprocessingDrawing" xmlns:w10="urn:schemas-microsoft-com:office:word" xmlns:w="http://schemas.openxmlformats.org/wordprocessingml/2006/main" xmlns:w14="http://schemas.microsoft.com/office/word/2010/wordml" xmlns:w15="http://schemas.microsoft.com/office/word/2012/wordml" xmlns:w16cex="http://schemas.microsoft.com/office/word/2018/wordml/cex" xmlns:w16cid="http://schemas.microsoft.com/office/word/2016/wordml/cid" xmlns:w16="http://schemas.microsoft.com/office/word/2018/wordml" xmlns:w16du="http://schemas.microsoft.com/office/word/2023/wordml/word16du" xmlns:w16sdtdh="http://schemas.microsoft.com/office/word/2020/wordml/sdtdatahash" xmlns:w16sdtfl="http://schemas.microsoft.com/office/word/2024/wordml/sdtformatlock" xmlns:w16se="http://schemas.microsoft.com/office/word/2015/wordml/symex" xmlns:wpg="http://schemas.microsoft.com/office/word/2010/wordprocessingGroup" xmlns:wpi="http://schemas.microsoft.com/office/word/2010/wordprocessingInk" xmlns:wne="http://schemas.microsoft.com/office/word/2006/wordml" xmlns:wps="http://schemas.microsoft.com/office/word/2010/wordprocessingShape" mc:Ignorable="w14 w15 w16se w16cid w16 w16cex w16sdtdh w16sdtfl w16du wp14">
-  <w:p>
-    <w:pPr>
-      <w:pStyle w:val="Footer"/>
-    </w:pPr>
-  </w:p>
-</w:ftr>
-</file>
-
 <file path=word/footnotes.xml><?xml version="1.0" encoding="utf-8"?>
 <w:footnotes xmlns:wpc="http://schemas.microsoft.com/office/word/2010/wordprocessingCanvas" xmlns:cx="http://schemas.microsoft.com/office/drawing/2014/chartex" xmlns:cx1="http://schemas.microsoft.com/office/drawing/2015/9/8/chartex" xmlns:cx2="http://schemas.microsoft.com/office/drawing/2015/10/21/chartex" xmlns:cx3="http://schemas.microsoft.com/office/drawing/2016/5/9/chartex" xmlns:cx4="http://schemas.microsoft.com/office/drawing/2016/5/10/chartex" xmlns:cx5="http://schemas.microsoft.com/office/drawing/2016/5/11/chartex" xmlns:cx6="http://schemas.microsoft.com/office/drawing/2016/5/12/chartex" xmlns:cx7="http://schemas.microsoft.com/office/drawing/2016/5/13/chartex" xmlns:cx8="http://schemas.microsoft.com/office/drawing/2016/5/14/chartex" xmlns:mc="http://schemas.openxmlformats.org/markup-compatibility/2006" xmlns:aink="http://schemas.microsoft.com/office/drawing/2016/ink" xmlns:am3d="http://schemas.microsoft.com/office/drawing/2017/model3d" xmlns:o="urn:schemas-microsoft-com:office:office" xmlns:oel="http://schemas.microsoft.com/office/2019/extlst" xmlns:r="http://schemas.openxmlformats.org/officeDocument/2006/relationships" xmlns:m="http://schemas.openxmlformats.org/officeDocument/2006/math" xmlns:v="urn:schemas-microsoft-com:vml" xmlns:wp14="http://schemas.microsoft.com/office/word/2010/wordprocessingDrawing" xmlns:wp="http://schemas.openxmlformats.org/drawingml/2006/wordprocessingDrawing" xmlns:w10="urn:schemas-microsoft-com:office:word" xmlns:w="http://schemas.openxmlformats.org/wordprocessingml/2006/main" xmlns:w14="http://schemas.microsoft.com/office/word/2010/wordml" xmlns:w15="http://schemas.microsoft.com/office/word/2012/wordml" xmlns:w16cex="http://schemas.microsoft.com/office/word/2018/wordml/cex" xmlns:w16cid="http://schemas.microsoft.com/office/word/2016/wordml/cid" xmlns:w16="http://schemas.microsoft.com/office/word/2018/wordml" xmlns:w16du="http://schemas.microsoft.com/office/word/2023/wordml/word16du" xmlns:w16sdtdh="http://schemas.microsoft.com/office/word/2020/wordml/sdtdatahash" xmlns:w16sdtfl="http://schemas.microsoft.com/office/word/2024/wordml/sdtformatlock" xmlns:w16se="http://schemas.microsoft.com/office/word/2015/wordml/symex" xmlns:wpg="http://schemas.microsoft.com/office/word/2010/wordprocessingGroup" xmlns:wpi="http://schemas.microsoft.com/office/word/2010/wordprocessingInk" xmlns:wne="http://schemas.microsoft.com/office/word/2006/wordml" xmlns:wps="http://schemas.microsoft.com/office/word/2010/wordprocessingShape" mc:Ignorable="w14 w15 w16se w16cid w16 w16cex w16sdtdh w16sdtfl w16du wp14">
   <w:footnote w:type="separator" w:id="-1">
@@ -3594,36 +3593,6 @@
     </w:p>
   </w:footnote>
 </w:footnotes>
-</file>
-
-<file path=word/header1.xml><?xml version="1.0" encoding="utf-8"?>
-<w:hdr xmlns:wpc="http://schemas.microsoft.com/office/word/2010/wordprocessingCanvas" xmlns:cx="http://schemas.microsoft.com/office/drawing/2014/chartex" xmlns:cx1="http://schemas.microsoft.com/office/drawing/2015/9/8/chartex" xmlns:cx2="http://schemas.microsoft.com/office/drawing/2015/10/21/chartex" xmlns:cx3="http://schemas.microsoft.com/office/drawing/2016/5/9/chartex" xmlns:cx4="http://schemas.microsoft.com/office/drawing/2016/5/10/chartex" xmlns:cx5="http://schemas.microsoft.com/office/drawing/2016/5/11/chartex" xmlns:cx6="http://schemas.microsoft.com/office/drawing/2016/5/12/chartex" xmlns:cx7="http://schemas.microsoft.com/office/drawing/2016/5/13/chartex" xmlns:cx8="http://schemas.microsoft.com/office/drawing/2016/5/14/chartex" xmlns:mc="http://schemas.openxmlformats.org/markup-compatibility/2006" xmlns:aink="http://schemas.microsoft.com/office/drawing/2016/ink" xmlns:am3d="http://schemas.microsoft.com/office/drawing/2017/model3d" xmlns:o="urn:schemas-microsoft-com:office:office" xmlns:oel="http://schemas.microsoft.com/office/2019/extlst" xmlns:r="http://schemas.openxmlformats.org/officeDocument/2006/relationships" xmlns:m="http://schemas.openxmlformats.org/officeDocument/2006/math" xmlns:v="urn:schemas-microsoft-com:vml" xmlns:wp14="http://schemas.microsoft.com/office/word/2010/wordprocessingDrawing" xmlns:wp="http://schemas.openxmlformats.org/drawingml/2006/wordprocessingDrawing" xmlns:w10="urn:schemas-microsoft-com:office:word" xmlns:w="http://schemas.openxmlformats.org/wordprocessingml/2006/main" xmlns:w14="http://schemas.microsoft.com/office/word/2010/wordml" xmlns:w15="http://schemas.microsoft.com/office/word/2012/wordml" xmlns:w16cex="http://schemas.microsoft.com/office/word/2018/wordml/cex" xmlns:w16cid="http://schemas.microsoft.com/office/word/2016/wordml/cid" xmlns:w16="http://schemas.microsoft.com/office/word/2018/wordml" xmlns:w16du="http://schemas.microsoft.com/office/word/2023/wordml/word16du" xmlns:w16sdtdh="http://schemas.microsoft.com/office/word/2020/wordml/sdtdatahash" xmlns:w16sdtfl="http://schemas.microsoft.com/office/word/2024/wordml/sdtformatlock" xmlns:w16se="http://schemas.microsoft.com/office/word/2015/wordml/symex" xmlns:wpg="http://schemas.microsoft.com/office/word/2010/wordprocessingGroup" xmlns:wpi="http://schemas.microsoft.com/office/word/2010/wordprocessingInk" xmlns:wne="http://schemas.microsoft.com/office/word/2006/wordml" xmlns:wps="http://schemas.microsoft.com/office/word/2010/wordprocessingShape" mc:Ignorable="w14 w15 w16se w16cid w16 w16cex w16sdtdh w16sdtfl w16du wp14">
-  <w:p>
-    <w:pPr>
-      <w:pStyle w:val="Header"/>
-    </w:pPr>
-  </w:p>
-</w:hdr>
-</file>
-
-<file path=word/header2.xml><?xml version="1.0" encoding="utf-8"?>
-<w:hdr xmlns:wpc="http://schemas.microsoft.com/office/word/2010/wordprocessingCanvas" xmlns:cx="http://schemas.microsoft.com/office/drawing/2014/chartex" xmlns:cx1="http://schemas.microsoft.com/office/drawing/2015/9/8/chartex" xmlns:cx2="http://schemas.microsoft.com/office/drawing/2015/10/21/chartex" xmlns:cx3="http://schemas.microsoft.com/office/drawing/2016/5/9/chartex" xmlns:cx4="http://schemas.microsoft.com/office/drawing/2016/5/10/chartex" xmlns:cx5="http://schemas.microsoft.com/office/drawing/2016/5/11/chartex" xmlns:cx6="http://schemas.microsoft.com/office/drawing/2016/5/12/chartex" xmlns:cx7="http://schemas.microsoft.com/office/drawing/2016/5/13/chartex" xmlns:cx8="http://schemas.microsoft.com/office/drawing/2016/5/14/chartex" xmlns:mc="http://schemas.openxmlformats.org/markup-compatibility/2006" xmlns:aink="http://schemas.microsoft.com/office/drawing/2016/ink" xmlns:am3d="http://schemas.microsoft.com/office/drawing/2017/model3d" xmlns:o="urn:schemas-microsoft-com:office:office" xmlns:oel="http://schemas.microsoft.com/office/2019/extlst" xmlns:r="http://schemas.openxmlformats.org/officeDocument/2006/relationships" xmlns:m="http://schemas.openxmlformats.org/officeDocument/2006/math" xmlns:v="urn:schemas-microsoft-com:vml" xmlns:wp14="http://schemas.microsoft.com/office/word/2010/wordprocessingDrawing" xmlns:wp="http://schemas.openxmlformats.org/drawingml/2006/wordprocessingDrawing" xmlns:w10="urn:schemas-microsoft-com:office:word" xmlns:w="http://schemas.openxmlformats.org/wordprocessingml/2006/main" xmlns:w14="http://schemas.microsoft.com/office/word/2010/wordml" xmlns:w15="http://schemas.microsoft.com/office/word/2012/wordml" xmlns:w16cex="http://schemas.microsoft.com/office/word/2018/wordml/cex" xmlns:w16cid="http://schemas.microsoft.com/office/word/2016/wordml/cid" xmlns:w16="http://schemas.microsoft.com/office/word/2018/wordml" xmlns:w16du="http://schemas.microsoft.com/office/word/2023/wordml/word16du" xmlns:w16sdtdh="http://schemas.microsoft.com/office/word/2020/wordml/sdtdatahash" xmlns:w16sdtfl="http://schemas.microsoft.com/office/word/2024/wordml/sdtformatlock" xmlns:w16se="http://schemas.microsoft.com/office/word/2015/wordml/symex" xmlns:wpg="http://schemas.microsoft.com/office/word/2010/wordprocessingGroup" xmlns:wpi="http://schemas.microsoft.com/office/word/2010/wordprocessingInk" xmlns:wne="http://schemas.microsoft.com/office/word/2006/wordml" xmlns:wps="http://schemas.microsoft.com/office/word/2010/wordprocessingShape" mc:Ignorable="w14 w15 w16se w16cid w16 w16cex w16sdtdh w16sdtfl w16du wp14">
-  <w:p>
-    <w:pPr>
-      <w:pStyle w:val="Header"/>
-    </w:pPr>
-  </w:p>
-</w:hdr>
-</file>
-
-<file path=word/header3.xml><?xml version="1.0" encoding="utf-8"?>
-<w:hdr xmlns:wpc="http://schemas.microsoft.com/office/word/2010/wordprocessingCanvas" xmlns:cx="http://schemas.microsoft.com/office/drawing/2014/chartex" xmlns:cx1="http://schemas.microsoft.com/office/drawing/2015/9/8/chartex" xmlns:cx2="http://schemas.microsoft.com/office/drawing/2015/10/21/chartex" xmlns:cx3="http://schemas.microsoft.com/office/drawing/2016/5/9/chartex" xmlns:cx4="http://schemas.microsoft.com/office/drawing/2016/5/10/chartex" xmlns:cx5="http://schemas.microsoft.com/office/drawing/2016/5/11/chartex" xmlns:cx6="http://schemas.microsoft.com/office/drawing/2016/5/12/chartex" xmlns:cx7="http://schemas.microsoft.com/office/drawing/2016/5/13/chartex" xmlns:cx8="http://schemas.microsoft.com/office/drawing/2016/5/14/chartex" xmlns:mc="http://schemas.openxmlformats.org/markup-compatibility/2006" xmlns:aink="http://schemas.microsoft.com/office/drawing/2016/ink" xmlns:am3d="http://schemas.microsoft.com/office/drawing/2017/model3d" xmlns:o="urn:schemas-microsoft-com:office:office" xmlns:oel="http://schemas.microsoft.com/office/2019/extlst" xmlns:r="http://schemas.openxmlformats.org/officeDocument/2006/relationships" xmlns:m="http://schemas.openxmlformats.org/officeDocument/2006/math" xmlns:v="urn:schemas-microsoft-com:vml" xmlns:wp14="http://schemas.microsoft.com/office/word/2010/wordprocessingDrawing" xmlns:wp="http://schemas.openxmlformats.org/drawingml/2006/wordprocessingDrawing" xmlns:w10="urn:schemas-microsoft-com:office:word" xmlns:w="http://schemas.openxmlformats.org/wordprocessingml/2006/main" xmlns:w14="http://schemas.microsoft.com/office/word/2010/wordml" xmlns:w15="http://schemas.microsoft.com/office/word/2012/wordml" xmlns:w16cex="http://schemas.microsoft.com/office/word/2018/wordml/cex" xmlns:w16cid="http://schemas.microsoft.com/office/word/2016/wordml/cid" xmlns:w16="http://schemas.microsoft.com/office/word/2018/wordml" xmlns:w16du="http://schemas.microsoft.com/office/word/2023/wordml/word16du" xmlns:w16sdtdh="http://schemas.microsoft.com/office/word/2020/wordml/sdtdatahash" xmlns:w16sdtfl="http://schemas.microsoft.com/office/word/2024/wordml/sdtformatlock" xmlns:w16se="http://schemas.microsoft.com/office/word/2015/wordml/symex" xmlns:wpg="http://schemas.microsoft.com/office/word/2010/wordprocessingGroup" xmlns:wpi="http://schemas.microsoft.com/office/word/2010/wordprocessingInk" xmlns:wne="http://schemas.microsoft.com/office/word/2006/wordml" xmlns:wps="http://schemas.microsoft.com/office/word/2010/wordprocessingShape" mc:Ignorable="w14 w15 w16se w16cid w16 w16cex w16sdtdh w16sdtfl w16du wp14">
-  <w:p>
-    <w:pPr>
-      <w:pStyle w:val="Header"/>
-    </w:pPr>
-  </w:p>
-</w:hdr>
 </file>
 
 <file path=word/numbering.xml><?xml version="1.0" encoding="utf-8"?>
@@ -9689,7 +9658,7 @@
   <w:style w:type="paragraph" w:default="1" w:styleId="Normal">
     <w:name w:val="Normal"/>
     <w:qFormat/>
-    <w:rsid w:val="00253E6D"/>
+    <w:rsid w:val="005B288D"/>
     <w:pPr>
       <w:spacing w:before="160" w:after="80" w:line="336" w:lineRule="auto"/>
     </w:pPr>
@@ -9704,7 +9673,7 @@
     <w:next w:val="Normal"/>
     <w:link w:val="Heading1Char"/>
     <w:qFormat/>
-    <w:rsid w:val="00253E6D"/>
+    <w:rsid w:val="005B288D"/>
     <w:pPr>
       <w:keepNext/>
       <w:spacing w:before="400" w:after="200" w:line="240" w:lineRule="auto"/>
@@ -9724,7 +9693,7 @@
     <w:next w:val="Normal"/>
     <w:link w:val="Heading2Char"/>
     <w:qFormat/>
-    <w:rsid w:val="00253E6D"/>
+    <w:rsid w:val="005B288D"/>
     <w:pPr>
       <w:keepNext/>
       <w:pBdr>
@@ -9748,7 +9717,7 @@
     <w:next w:val="Normal"/>
     <w:link w:val="Heading3Char"/>
     <w:qFormat/>
-    <w:rsid w:val="00253E6D"/>
+    <w:rsid w:val="005B288D"/>
     <w:pPr>
       <w:keepNext/>
       <w:autoSpaceDE w:val="0"/>
@@ -9769,7 +9738,7 @@
     <w:uiPriority w:val="1"/>
     <w:semiHidden/>
     <w:unhideWhenUsed/>
-    <w:rsid w:val="00253E6D"/>
+    <w:rsid w:val="005B288D"/>
   </w:style>
   <w:style w:type="table" w:default="1" w:styleId="TableNormal">
     <w:name w:val="Normal Table"/>
@@ -9791,12 +9760,12 @@
     <w:uiPriority w:val="99"/>
     <w:semiHidden/>
     <w:unhideWhenUsed/>
-    <w:rsid w:val="00253E6D"/>
+    <w:rsid w:val="005B288D"/>
   </w:style>
   <w:style w:type="paragraph" w:styleId="Footer">
     <w:name w:val="footer"/>
     <w:basedOn w:val="Normal"/>
-    <w:rsid w:val="00253E6D"/>
+    <w:rsid w:val="005B288D"/>
     <w:pPr>
       <w:pBdr>
         <w:top w:val="single" w:sz="4" w:space="1" w:color="auto"/>
@@ -9814,7 +9783,7 @@
   <w:style w:type="paragraph" w:styleId="Header">
     <w:name w:val="header"/>
     <w:basedOn w:val="Normal"/>
-    <w:rsid w:val="00253E6D"/>
+    <w:rsid w:val="005B288D"/>
     <w:pPr>
       <w:tabs>
         <w:tab w:val="left" w:pos="5040"/>
@@ -9828,7 +9797,7 @@
   <w:style w:type="paragraph" w:customStyle="1" w:styleId="Outlinenumbering">
     <w:name w:val="Outline numbering"/>
     <w:basedOn w:val="Normal"/>
-    <w:rsid w:val="00253E6D"/>
+    <w:rsid w:val="005B288D"/>
     <w:pPr>
       <w:numPr>
         <w:numId w:val="1"/>
@@ -9846,7 +9815,7 @@
   <w:style w:type="paragraph" w:customStyle="1" w:styleId="NumberedHeading2">
     <w:name w:val="Numbered Heading 2"/>
     <w:basedOn w:val="Normal"/>
-    <w:rsid w:val="00253E6D"/>
+    <w:rsid w:val="005B288D"/>
     <w:pPr>
       <w:numPr>
         <w:numId w:val="2"/>
@@ -9856,12 +9825,12 @@
   <w:style w:type="character" w:styleId="PageNumber">
     <w:name w:val="page number"/>
     <w:basedOn w:val="DefaultParagraphFont"/>
-    <w:rsid w:val="00253E6D"/>
+    <w:rsid w:val="005B288D"/>
   </w:style>
   <w:style w:type="character" w:styleId="Hyperlink">
     <w:name w:val="Hyperlink"/>
     <w:uiPriority w:val="99"/>
-    <w:rsid w:val="00253E6D"/>
+    <w:rsid w:val="005B288D"/>
     <w:rPr>
       <w:color w:val="0000FF"/>
       <w:u w:val="single"/>
@@ -9869,7 +9838,7 @@
   </w:style>
   <w:style w:type="character" w:styleId="FollowedHyperlink">
     <w:name w:val="FollowedHyperlink"/>
-    <w:rsid w:val="00253E6D"/>
+    <w:rsid w:val="005B288D"/>
     <w:rPr>
       <w:color w:val="800080"/>
       <w:u w:val="single"/>
@@ -9880,7 +9849,7 @@
     <w:basedOn w:val="Normal"/>
     <w:uiPriority w:val="34"/>
     <w:qFormat/>
-    <w:rsid w:val="00253E6D"/>
+    <w:rsid w:val="005B288D"/>
     <w:pPr>
       <w:ind w:left="720"/>
     </w:pPr>
@@ -9963,7 +9932,7 @@
     <w:uiPriority w:val="39"/>
     <w:unhideWhenUsed/>
     <w:qFormat/>
-    <w:rsid w:val="00253E6D"/>
+    <w:rsid w:val="005B288D"/>
     <w:pPr>
       <w:keepLines/>
       <w:spacing w:after="0" w:line="259" w:lineRule="auto"/>
@@ -10009,7 +9978,7 @@
     <w:name w:val="Code"/>
     <w:basedOn w:val="Normal"/>
     <w:qFormat/>
-    <w:rsid w:val="00253E6D"/>
+    <w:rsid w:val="005B288D"/>
     <w:pPr>
       <w:spacing w:before="80" w:line="240" w:lineRule="auto"/>
     </w:pPr>
@@ -10024,7 +9993,7 @@
     <w:autoRedefine/>
     <w:uiPriority w:val="39"/>
     <w:unhideWhenUsed/>
-    <w:rsid w:val="00253E6D"/>
+    <w:rsid w:val="005B288D"/>
     <w:pPr>
       <w:spacing w:after="100" w:line="240" w:lineRule="auto"/>
     </w:pPr>
@@ -10036,7 +10005,7 @@
     <w:autoRedefine/>
     <w:uiPriority w:val="39"/>
     <w:unhideWhenUsed/>
-    <w:rsid w:val="00253E6D"/>
+    <w:rsid w:val="005B288D"/>
     <w:pPr>
       <w:spacing w:after="100" w:line="240" w:lineRule="auto"/>
       <w:ind w:left="202"/>
@@ -10049,7 +10018,7 @@
     <w:autoRedefine/>
     <w:uiPriority w:val="39"/>
     <w:unhideWhenUsed/>
-    <w:rsid w:val="00253E6D"/>
+    <w:rsid w:val="005B288D"/>
     <w:pPr>
       <w:spacing w:after="100" w:line="240" w:lineRule="auto"/>
       <w:ind w:left="403"/>
@@ -10351,6 +10320,7 @@
     <w:rsidRoot w:val="00CF4F12"/>
     <w:rsid w:val="0008278D"/>
     <w:rsid w:val="000D6D0C"/>
+    <w:rsid w:val="000F0AB9"/>
     <w:rsid w:val="001E2D8D"/>
     <w:rsid w:val="00362102"/>
     <w:rsid w:val="003714B7"/>
